--- a/docs/Video_Script.docx
+++ b/docs/Video_Script.docx
@@ -543,7 +543,23 @@
           <w:color w:val="555555"/>
           <w:rFonts w:ascii="Arial" w:cs="Arial" w:eastAsia="Arial" w:hAnsi="Arial"/>
         </w:rPr>
-        <w:t xml:space="preserve"> Plan → Act now → This week grid → Invest table → Economics; then the full-screen 6 PM briefing, editing a crew message, Send.</w:t>
+        <w:t xml:space="preserve"> click </w:t>
+      </w:r>
+      <w:r>
+        <w:rPr>
+          <w:b/>
+          <w:bCs/>
+          <w:color w:val="555555"/>
+          <w:rFonts w:ascii="Arial" w:cs="Arial" w:eastAsia="Arial" w:hAnsi="Arial"/>
+        </w:rPr>
+        <w:t xml:space="preserve">Plan</w:t>
+      </w:r>
+      <w:r>
+        <w:rPr>
+          <w:color w:val="555555"/>
+          <w:rFonts w:ascii="Arial" w:cs="Arial" w:eastAsia="Arial" w:hAnsi="Arial"/>
+        </w:rPr>
+        <w:t xml:space="preserve"> in the header (clipboard icon), then its tabs: Act now → This week grid → Invest table → Economics; then the full-screen 6 PM briefing (🧪 Briefing), editing a crew message, Send.</w:t>
       </w:r>
     </w:p>
     <w:p>
@@ -804,7 +820,23 @@
           <w:color w:val="555555"/>
           <w:rFonts w:ascii="Arial" w:cs="Arial" w:eastAsia="Arial" w:hAnsi="Arial"/>
         </w:rPr>
-        <w:t xml:space="preserve"> a simple architecture slide: data sources → worker → Tiger Data → FastAPI → React/MapLibre, with Auth0, Gemini and Vultr logos.</w:t>
+        <w:t xml:space="preserve"> the </w:t>
+      </w:r>
+      <w:r>
+        <w:rPr>
+          <w:b/>
+          <w:bCs/>
+          <w:color w:val="555555"/>
+          <w:rFonts w:ascii="Arial" w:cs="Arial" w:eastAsia="Arial" w:hAnsi="Arial"/>
+        </w:rPr>
+        <w:t xml:space="preserve">Architecture</w:t>
+      </w:r>
+      <w:r>
+        <w:rPr>
+          <w:color w:val="555555"/>
+          <w:rFonts w:ascii="Arial" w:cs="Arial" w:eastAsia="Arial" w:hAnsi="Arial"/>
+        </w:rPr>
+        <w:t xml:space="preserve"> diagram at the top of the README on GitHub (it renders as a picture): live data → worker → Tiger Data → API → dashboard, with Auth0, Gemini, Discord/Slack and the Vultr server.</w:t>
       </w:r>
     </w:p>
     <w:p>
